--- a/exports/petition.docx
+++ b/exports/petition.docx
@@ -4,679 +4,234 @@
   <w:body>
     <w:p>
       <w:r>
-        <w:t>Специализированный межрайонный экономический суд города Алматы</w:t>
+        <w:t xml:space="preserve">АДМИНИСТРАТИВНОЕ ЗАЯВЛЕНИЕ  </w:t>
+        <w:br/>
+        <w:t xml:space="preserve">в суд Республики Казахстан  </w:t>
       </w:r>
     </w:p>
     <w:p>
       <w:r>
-        <w:t>ЗАЯВЛЕНИЕ</w:t>
+        <w:t xml:space="preserve">1) ВВОДНАЯ ЧАСТЬ  </w:t>
+        <w:br/>
+        <w:t xml:space="preserve">Заявитель: Ахметова Жанар, ИИН 920214400778, место жительства: г. Алматы, ул. Гагарина, 201, кв. 54, телефон: +7 707 444 22 11.  </w:t>
+        <w:br/>
+        <w:t xml:space="preserve">Адресат: суд Республики Казахстан.  </w:t>
       </w:r>
     </w:p>
     <w:p>
       <w:r>
-        <w:t>о взыскании задолженности за оказанные услуги, неустойки и судебных расходов</w:t>
+        <w:t xml:space="preserve">Предмет обращения: признание бездействия государственного органа, связанного с оказанием государственной услуги по государственной регистрации права собственности на недвижимость, незаконным, а также обязывание государственного органа рассмотреть заявление надлежащим образом, выдать результат государственной услуги либо письменный мотивированный отказ, предоставить сведения о должностных лицах, ответственных за рассмотрение, указать на нарушение сроков и порядка рассмотрения обращения, взыскать судебные расходы при необходимости.  </w:t>
       </w:r>
     </w:p>
     <w:p>
       <w:r>
-        <w:t>_____________________________________________________________________________________</w:t>
+        <w:t xml:space="preserve">ПРАВОВОЕ ОСНОВАНИЕ:  </w:t>
+        <w:br/>
+        <w:t xml:space="preserve">- Административный процедурно-процессуальный кодекс Республики Казахстан — статья 93  </w:t>
       </w:r>
     </w:p>
     <w:p>
       <w:r>
-        <w:t>ВВОДНАЯ ЧАСТЬ</w:t>
+        <w:t xml:space="preserve">2) ФАКТИЧЕСКИЕ ОБСТОЯТЕЛЬСТВА  </w:t>
+        <w:br/>
+        <w:t xml:space="preserve">14 февраля 2026 года заявитель подала через Центр обслуживания населения (ЦОН) полный комплект документов для получения государственной услуги по государственной регистрации права собственности на квартиру, расположенную по адресу: г. Алматы, мкр. Мамыр-4, д. 22, кв. 31, под номером обращения REG-KZ-2026-44128.  </w:t>
       </w:r>
     </w:p>
     <w:p>
       <w:r>
-        <w:t>Правовое основание</w:t>
+        <w:t xml:space="preserve">Установленный срок оказания государственной услуги истек, однако результат государственной услуги заявителю не выдан. При неоднократных устных обращениях сотрудники государственного органа отвечали: «ждите», «ваш вопрос на рассмотрении», «система не обновилась», «приходите позже», при этом письменного мотивированного ответа или официального отказа заявителю не предоставлено.  </w:t>
       </w:r>
     </w:p>
     <w:p>
       <w:r>
-        <w:t>Настоящее заявление подается в соответствии с положениями Гражданского кодекса Республики Казахстан, регулирующими договорные обязательства и ответственность за их нарушение, а также в соответствии с нормами Предпринимательского кодекса Республики Казахстан, регулирующими предпринимательскую деятельность и порядок взаимодействия субъектов предпринимательства.</w:t>
+        <w:t xml:space="preserve">Заявитель обращалась лично 5 раз, звонила на горячую линию 4 раза, подавала 2 письменных обращения, одно из которых было фактически не принято, с предложением «подождать ещё». Сотрудники уклонялись от конкретных ответов, не разъясняли причины задержки, не сообщили фамилии и должности ответственных лиц. В устной форме заявителю намекнули, что рассмотрение вопроса может затянуться.  </w:t>
       </w:r>
     </w:p>
     <w:p>
       <w:r>
-        <w:t>В частности, правовое основание для предъявления требований по взысканию задолженности и неустойки вытекает из договора оказания услуг № 01/02-24 от 01 февраля 2024 года, заключенного между ТОО «ALMA SERVICE GROUP» (далее – Истец) и ТОО «TECH BUILD SYSTEMS» (далее – Ответчик), а также из положений гражданского законодательства Республики Казахстан, регулирующих исполнение обязательств и ответственность за их нарушение.</w:t>
+        <w:t xml:space="preserve">Вследствие бездействия государственного органа заявитель понесла реальные неблагоприятные последствия: невозможность завершить сделку по квартире, невозможность оформить дальнейшие документы, убытки вследствие отказа покупателя ждать, продолжающиеся расходы на аренду жилья, стресс, затраты времени и денег на постоянные визиты. Права заявителя как участника административной процедуры нарушены.  </w:t>
       </w:r>
     </w:p>
     <w:p>
       <w:r>
-        <w:t>ПРАВОВОЕ ОСНОВАНИЕ</w:t>
+        <w:t xml:space="preserve">Имеются доказательства: копия удостоверения личности, копия заявления на оказание государственной услуги, расписка/талон о приёме документов, копия договора купли-продажи, скриншоты статуса обращения, копии повторных обращений, доказательства визитов и звонков, аудиозаписи разговоров, переписка.  </w:t>
       </w:r>
     </w:p>
     <w:p>
       <w:r>
-        <w:t>- Статья 401 Гражданского кодекса Республики Казахстан, устанавливающая обязанность сторон договора исполнять свои обязательства надлежащим образом.</w:t>
+        <w:t xml:space="preserve">ПРАВОВОЕ ОСНОВАНИЕ:  </w:t>
+        <w:br/>
+        <w:t xml:space="preserve">- Административный процедурно-процессуальный кодекс Республики Казахстан — статья 20, часть 1 (обязанности административного органа по приему, рассмотрению обращений и разъяснению прав и обязанностей)  </w:t>
+        <w:br/>
+        <w:t xml:space="preserve">- Административный процедурно-процессуальный кодекс Республики Казахстан — статья 93 (требования к жалобе/заявлению в суд)  </w:t>
       </w:r>
     </w:p>
     <w:p>
       <w:r>
-        <w:t>- Статья 402 Гражданского кодекса Республики Казахстан, предусматривающая ответственность за неисполнение или ненадлежащее исполнение обязательств.</w:t>
+        <w:t xml:space="preserve">Данные нормы применимы, поскольку речь идет о бездействии государственного органа при рассмотрении обращения заявителя в рамках административной процедуры оказания государственной услуги, а также о нарушении порядка и сроков рассмотрения обращения.  </w:t>
       </w:r>
     </w:p>
     <w:p>
       <w:r>
-        <w:t>- Статья 406 Гражданского кодекса Республики Казахстан, регулирующая взыскание неустойки за просрочку исполнения обязательств.</w:t>
+        <w:t xml:space="preserve">3) ПРАВОВАЯ КВАЛИФИКАЦИЯ  </w:t>
+        <w:br/>
+        <w:t xml:space="preserve">Действия (бездействие) государственного органа квалифицируются как незаконное бездействие, выражающееся в нарушении установленного законом срока оказания государственной услуги, отсутствии письменного мотивированного отказа, непредоставлении информации о причинах задержки и ответственных должностных лицах, а также уклонении от рассмотрения обращения заявителя.  </w:t>
       </w:r>
     </w:p>
     <w:p>
       <w:r>
-        <w:t>- Статья 408 Гражданского кодекса Республики Казахстан, предусматривающая право взыскания судебных расходов с нарушителя обязательств.</w:t>
+        <w:t xml:space="preserve">ПРАВОВОЕ ОСНОВАНИЕ:  </w:t>
+        <w:br/>
+        <w:t xml:space="preserve">- Административный процедурно-процессуальный кодекс Республики Казахстан — статья 20, часть 1 (обязанности административного органа)  </w:t>
+        <w:br/>
+        <w:t xml:space="preserve">- Административный процедурно-процессуальный кодекс Республики Казахстан — статья 22, часть 2, пункт 5 (право заявителя подавать жалобу на административное действие или бездействие)  </w:t>
       </w:r>
     </w:p>
     <w:p>
       <w:r>
-        <w:t>- Положения Предпринимательского кодекса Республики Казахстан, регулирующие деятельность субъектов предпринимательства и порядок разрешения споров между ними.</w:t>
+        <w:t xml:space="preserve">Сопоставление фактов с нормами подтверждает, что бездействие государственного органа нарушает права заявителя, предусмотренные административным процессом, и подлежит судебному контролю.  </w:t>
       </w:r>
     </w:p>
     <w:p>
       <w:r>
-        <w:t>_____________________________________________________________________________________</w:t>
+        <w:t xml:space="preserve">4) ТРЕБОВАНИЯ (ПРОСИТЕЛЬНАЯ ЧАСТЬ)  </w:t>
+        <w:br/>
+        <w:t xml:space="preserve">1. Признать бездействие государственного органа, выразившееся в нарушении сроков оказания государственной услуги по государственной регистрации права собственности на квартиру по адресу: г. Алматы, мкр. Мамыр-4, д. 22, кв. 31, незаконным.  </w:t>
+        <w:br/>
+        <w:t xml:space="preserve">ПРАВОВОЕ ОСНОВАНИЕ:  </w:t>
+        <w:br/>
+        <w:t xml:space="preserve">- Административный процедурно-процессуальный кодекс Республики Казахстан — статья 20, часть 1  </w:t>
       </w:r>
     </w:p>
     <w:p>
       <w:r>
-        <w:t>ФАКТИЧЕСКИЕ ОБСТОЯТЕЛЬСТВА</w:t>
+        <w:t xml:space="preserve">2. Обязать государственный орган рассмотреть заявление заявителя надлежащим образом в установленном порядке.  </w:t>
+        <w:br/>
+        <w:t xml:space="preserve">ПРАВОВОЕ ОСНОВАНИЕ:  </w:t>
+        <w:br/>
+        <w:t xml:space="preserve">- Административный процедурно-процессуальный кодекс Республики Казахстан — статья 20, часть 1  </w:t>
       </w:r>
     </w:p>
     <w:p>
       <w:r>
-        <w:t>Правовое основание</w:t>
+        <w:t xml:space="preserve">3. Обязать государственный орган выдать заявителю результат государственной услуги либо письменный мотивированный отказ в установленном порядке.  </w:t>
+        <w:br/>
+        <w:t xml:space="preserve">ПРАВОВОЕ ОСНОВАНИЕ:  </w:t>
+        <w:br/>
+        <w:t xml:space="preserve">- Административный процедурно-процессуальный кодекс Республики Казахстан — статья 20, часть 1  </w:t>
       </w:r>
     </w:p>
     <w:p>
       <w:r>
-        <w:t>Фактические обстоятельства, на которых основаны требования Истца, подтверждаются договором оказания услуг № 01/02-24 от 01 февраля 2024 года, а также сопутствующими документами и перепиской сторон, что соответствует требованиям гражданского законодательства Республики Казахстан о доказательствах исполнения обязательств и их нарушении.</w:t>
+        <w:t xml:space="preserve">4. Истребовать от государственного органа сведения о фамилиях, должностях и иных данных должностных лиц, ответственных за рассмотрение заявления заявителя.  </w:t>
+        <w:br/>
+        <w:t xml:space="preserve">ПРАВОВОЕ ОСНОВАНИЕ:  </w:t>
+        <w:br/>
+        <w:t xml:space="preserve">- Административный процедурно-процессуальный кодекс Республики Казахстан — статья 20, часть 1  </w:t>
       </w:r>
     </w:p>
     <w:p>
       <w:r>
-        <w:t>Фактические обстоятельства</w:t>
+        <w:t xml:space="preserve">5. Указать на нарушение сроков и порядка рассмотрения обращения заявителя государственным органом.  </w:t>
+        <w:br/>
+        <w:t xml:space="preserve">ПРАВОВОЕ ОСНОВАНИЕ:  </w:t>
+        <w:br/>
+        <w:t xml:space="preserve">- Административный процедурно-процессуальный кодекс Республики Казахстан — статья 20, часть 1  </w:t>
       </w:r>
     </w:p>
     <w:p>
       <w:r>
-        <w:t>1. 01 февраля 2024 года между Истцом и Ответчиком заключен договор оказания услуг № 01/02-24, согласно которому Истец обязался оказывать услуги по техническому обслуживанию инженерных систем, а Ответчик – оплачивать оказанные услуги.</w:t>
+        <w:t xml:space="preserve">6. Взыскать с государственного органа судебные расходы, понесённые заявителем в связи с рассмотрением настоящего административного заявления.  </w:t>
+        <w:br/>
+        <w:t xml:space="preserve">ПРАВОВОЕ ОСНОВАНИЕ:  </w:t>
+        <w:br/>
+        <w:t xml:space="preserve">- Отсутствует прямая норма в verified_rag — правовой риск  </w:t>
       </w:r>
     </w:p>
     <w:p>
       <w:r>
-        <w:t>2. В период с февраля по март 2024 года услуги оказаны в полном объеме.</w:t>
+        <w:t xml:space="preserve">7. В случае необходимости применить обеспечительные меры, направленные на приостановление дальнейших неблагоприятных последствий для заявителя, связанных с бездействием государственного органа.  </w:t>
+        <w:br/>
+        <w:t xml:space="preserve">ПРАВОВОЕ ОСНОВАНИЕ:  </w:t>
+        <w:br/>
+        <w:t xml:space="preserve">- Отсутствует прямая норма в verified_rag — правовой риск  </w:t>
       </w:r>
     </w:p>
     <w:p>
       <w:r>
-        <w:t>3. Факт оказания услуг подтверждается следующими документами:</w:t>
+        <w:t xml:space="preserve">5) ИСПОЛЬЗОВАННЫЕ НОРМЫ ПРАВА  </w:t>
+        <w:br/>
+        <w:t xml:space="preserve">- Административный процедурно-процессуальный кодекс Республики Казахстан — статья 20, часть 1 — обязанности административного органа по рассмотрению обращений и оказанию государственных услуг  </w:t>
+        <w:br/>
+        <w:t xml:space="preserve">- Административный процедурно-процессуальный кодекс Республики Казахстан — статья 22, часть 2, пункт 5 — право заявителя подавать жалобу на административное действие или бездействие  </w:t>
+        <w:br/>
+        <w:t xml:space="preserve">- Административный процедурно-процессуальный кодекс Республики Казахстан — статья 93 — требования к содержанию административного заявления в суд  </w:t>
       </w:r>
     </w:p>
     <w:p>
       <w:r>
-        <w:t>- актами выполненных работ за февраль и март 2024 года;</w:t>
+        <w:t xml:space="preserve">6) СВОДКА ПО НОРМАМ (ПРИЛОЖЕНИЕ К ЗАЯВЛЕНИЮ)  </w:t>
+        <w:br/>
+        <w:t xml:space="preserve">✅ Применены:  </w:t>
+        <w:br/>
+        <w:t xml:space="preserve">- статья 20 АПК РК, часть 1 — применима для обоснования обязанностей государственного органа по приему, рассмотрению обращения, разъяснению прав и обязанностей, а также выдаче результата или мотивированного отказа;  </w:t>
+        <w:br/>
+        <w:t xml:space="preserve">- статья 22 АПК РК, часть 2, пункт 5 — подтверждает право заявителя обжаловать бездействие государственного органа;  </w:t>
+        <w:br/>
+        <w:t xml:space="preserve">- статья 93 АПК РК — регламентирует форму и содержание заявления в суд, что соответствует подаче настоящего заявления.  </w:t>
       </w:r>
     </w:p>
     <w:p>
       <w:r>
-        <w:t>- счетами на оплату;</w:t>
+        <w:t xml:space="preserve">❌ НЕ применены (из verified_rag) и почему:  </w:t>
+        <w:br/>
+        <w:t xml:space="preserve">- отсутствуют нормы, прямо регулирующие взыскание судебных расходов в административном процессе по данному виду споров;  </w:t>
+        <w:br/>
+        <w:t xml:space="preserve">- отсутствуют нормы о применении обеспечительных мер в административном процессе по жалобам на бездействие.  </w:t>
       </w:r>
     </w:p>
     <w:p>
       <w:r>
-        <w:t>- перепиской сторон (электронная почта, мессенджеры WhatsApp).</w:t>
+        <w:t xml:space="preserve">⚠️ Пробелы / риски:  </w:t>
+        <w:br/>
+        <w:t xml:space="preserve">- Отсутствие прямой нормы в verified_rag о взыскании судебных расходов и применении обеспечительных мер создает правовой риск по данным требованиям;  </w:t>
+        <w:br/>
+        <w:t xml:space="preserve">- В случае отказа государственного органа в рассмотрении заявления или затягивания процесса возможна необходимость дополнительного обращения в суд с ходатайствами или жалобами.  </w:t>
       </w:r>
     </w:p>
     <w:p>
       <w:r>
-        <w:t>4. Ответчик принял услуги без замечаний, акты выполненных работ подписал.</w:t>
+        <w:t xml:space="preserve">Дата: «___» __________ 2026 года  </w:t>
+        <w:br/>
+        <w:t>Подпись: __________________ / Ахметова Жанар /</w:t>
       </w:r>
     </w:p>
     <w:p>
       <w:r>
-        <w:t>5. Оплата в размере 3 500 000 тенге произведена не была.</w:t>
+        <w:t xml:space="preserve">7) ПРИЛОЖЕНИЯ  </w:t>
+        <w:br/>
+        <w:t xml:space="preserve">1. Копия удостоверения личности заявителя.  </w:t>
+        <w:br/>
+        <w:t xml:space="preserve">2. Копия заявления на оказание государственной услуги по государственной регистрации права собственности.  </w:t>
+        <w:br/>
+        <w:t xml:space="preserve">3. Расписка/талон о приёме документов в ЦОН.  </w:t>
+        <w:br/>
+        <w:t xml:space="preserve">4. Копия договора купли-продажи квартиры.  </w:t>
+        <w:br/>
+        <w:t xml:space="preserve">5. Скриншоты статуса обращения REG-KZ-2026-44128.  </w:t>
+        <w:br/>
+        <w:t xml:space="preserve">6. Копии повторных письменных обращений в государственный орган.  </w:t>
+        <w:br/>
+        <w:t xml:space="preserve">7. Доказательства визитов и звонков (журналы посещений, записи телефонных разговоров).  </w:t>
+        <w:br/>
+        <w:t xml:space="preserve">8. Переписка с сотрудниками государственного органа.  </w:t>
       </w:r>
     </w:p>
     <w:p>
       <w:r>
-        <w:t>6. Претензия Истца от 10 апреля 2024 года осталась без удовлетворения.</w:t>
-      </w:r>
-    </w:p>
-    <w:p>
-      <w:r>
-        <w:t>7. Ответчик нарушил обязательство по оплате оказанных услуг, что подтверждается письменными доказательствами.</w:t>
-      </w:r>
-    </w:p>
-    <w:p>
-      <w:r>
-        <w:t>ПРАВОВОЕ ОСНОВАНИЕ</w:t>
-      </w:r>
-    </w:p>
-    <w:p>
-      <w:r>
-        <w:t>- Статья 401 Гражданского кодекса Республики Казахстан, обязывающая стороны исполнять договорные обязательства.</w:t>
-      </w:r>
-    </w:p>
-    <w:p>
-      <w:r>
-        <w:t>- Статья 406 Гражданского кодекса Республики Казахстан, предусматривающая взыскание неустойки за просрочку исполнения обязательств.</w:t>
-      </w:r>
-    </w:p>
-    <w:p>
-      <w:r>
-        <w:t>- Статья 408 Гражданского кодекса Республики Казахстан, регулирующая взыскание судебных расходов.</w:t>
-      </w:r>
-    </w:p>
-    <w:p>
-      <w:r>
-        <w:t>- Положения Предпринимательского кодекса Республики Казахстан, регулирующие предпринимательскую деятельность и порядок разрешения споров.</w:t>
-      </w:r>
-    </w:p>
-    <w:p>
-      <w:r>
-        <w:t>_____________________________________________________________________________________</w:t>
-      </w:r>
-    </w:p>
-    <w:p>
-      <w:r>
-        <w:t>ПРАВОВАЯ КВАЛИФИКАЦИЯ</w:t>
-      </w:r>
-    </w:p>
-    <w:p>
-      <w:r>
-        <w:t>Правовое основание</w:t>
-      </w:r>
-    </w:p>
-    <w:p>
-      <w:r>
-        <w:t>Действия Ответчика квалифицируются как нарушение обязательств по договору оказания услуг, выразившееся в неисполнении обязанности по оплате оказанных услуг в установленный договором срок, что влечет ответственность в виде взыскания задолженности, неустойки и судебных расходов.</w:t>
-      </w:r>
-    </w:p>
-    <w:p>
-      <w:r>
-        <w:t>ПРАВОВОЕ ОСНОВАНИЕ</w:t>
-      </w:r>
-    </w:p>
-    <w:p>
-      <w:r>
-        <w:t>- Статья 401 Гражданского кодекса Республики Казахстан, устанавливающая обязанность сторон исполнять договорные обязательства.</w:t>
-      </w:r>
-    </w:p>
-    <w:p>
-      <w:r>
-        <w:t>- Статья 402 Гражданского кодекса Республики Казахстан, предусматривающая ответственность за неисполнение обязательств.</w:t>
-      </w:r>
-    </w:p>
-    <w:p>
-      <w:r>
-        <w:t>- Статья 406 Гражданского кодекса Республики Казахстан, регулирующая взыскание неустойки за просрочку исполнения обязательств.</w:t>
-      </w:r>
-    </w:p>
-    <w:p>
-      <w:r>
-        <w:t>- Статья 408 Гражданского кодекса Республики Казахстан, предусматривающая взыскание судебных расходов.</w:t>
-      </w:r>
-    </w:p>
-    <w:p>
-      <w:r>
-        <w:t>- Положения Предпринимательского кодекса Республики Казахстан, регулирующие предпринимательскую деятельность и ответственность за нарушение обязательств.</w:t>
-      </w:r>
-    </w:p>
-    <w:p>
-      <w:r>
-        <w:t>_____________________________________________________________________________________</w:t>
-      </w:r>
-    </w:p>
-    <w:p>
-      <w:r>
-        <w:t>ТРЕБОВАНИЯ</w:t>
-      </w:r>
-    </w:p>
-    <w:p>
-      <w:r>
-        <w:t>Правовое основание</w:t>
-      </w:r>
-    </w:p>
-    <w:p>
-      <w:r>
-        <w:t>На основании изложенного и в соответствии с нормами гражданского и предпринимательского законодательства Республики Казахстан Истец просит суд удовлетворить заявленные требования.</w:t>
-      </w:r>
-    </w:p>
-    <w:p>
-      <w:r>
-        <w:t>ТРЕБОВАНИЯ</w:t>
-      </w:r>
-    </w:p>
-    <w:p>
-      <w:r>
-        <w:t>1. Взыскать с Ответчика задолженность за оказанные услуги в размере 3 500 000 (три миллиона пятьсот тысяч) тенге.</w:t>
-      </w:r>
-    </w:p>
-    <w:p>
-      <w:r>
-        <w:t>2. Взыскать с Ответчика неустойку за просрочку оплаты, исчисленную в соответствии с условиями договора и положениями гражданского законодательства Республики Казахстан.</w:t>
-      </w:r>
-    </w:p>
-    <w:p>
-      <w:r>
-        <w:t>3. Взыскать с Ответчика судебные расходы, связанные с рассмотрением настоящего дела.</w:t>
-      </w:r>
-    </w:p>
-    <w:p>
-      <w:r>
-        <w:t>ПРАВОВОЕ ОСНОВАНИЕ</w:t>
-      </w:r>
-    </w:p>
-    <w:p>
-      <w:r>
-        <w:t>- Статья 401 Гражданского кодекса Республики Казахстан, обязывающая стороны исполнять договорные обязательства.</w:t>
-      </w:r>
-    </w:p>
-    <w:p>
-      <w:r>
-        <w:t>- Статья 406 Гражданского кодекса Республики Казахстан, регулирующая взыскание неустойки.</w:t>
-      </w:r>
-    </w:p>
-    <w:p>
-      <w:r>
-        <w:t>- Статья 408 Гражданского кодекса Республики Казахстан, предусматривающая взыскание судебных расходов.</w:t>
-      </w:r>
-    </w:p>
-    <w:p>
-      <w:r>
-        <w:t>- Положения Предпринимательского кодекса Республики Казахстан, регулирующие предпринимательскую деятельность и порядок разрешения споров.</w:t>
-      </w:r>
-    </w:p>
-    <w:p>
-      <w:r>
-        <w:t>_____________________________________________________________________________________</w:t>
-      </w:r>
-    </w:p>
-    <w:p>
-      <w:r>
-        <w:t>ИСПОЛЬЗОВАННЫЕ НОРМЫ ПРАВА</w:t>
-      </w:r>
-    </w:p>
-    <w:p>
-      <w:r>
-        <w:t>1. Гражданский кодекс Республики Казахстан:</w:t>
-      </w:r>
-    </w:p>
-    <w:p>
-      <w:r>
-        <w:t>- Статья 401 – Обязанность сторон исполнять договорные обязательства.</w:t>
-      </w:r>
-    </w:p>
-    <w:p>
-      <w:r>
-        <w:t>- Статья 402 – Ответственность за неисполнение или ненадлежащее исполнение обязательств.</w:t>
-      </w:r>
-    </w:p>
-    <w:p>
-      <w:r>
-        <w:t>- Статья 406 – Взыскание неустойки за просрочку исполнения обязательств.</w:t>
-      </w:r>
-    </w:p>
-    <w:p>
-      <w:r>
-        <w:t>- Статья 408 – Взыскание судебных расходов.</w:t>
-      </w:r>
-    </w:p>
-    <w:p>
-      <w:r>
-        <w:t>2. Предпринимательский кодекс Республики Казахстан:</w:t>
-      </w:r>
-    </w:p>
-    <w:p>
-      <w:r>
-        <w:t>- Статья 57 – Регулирование деятельности субъектов предпринимательства.</w:t>
-      </w:r>
-    </w:p>
-    <w:p>
-      <w:r>
-        <w:t>- Статья 83 – Анализ регуляторного воздействия.</w:t>
-      </w:r>
-    </w:p>
-    <w:p>
-      <w:r>
-        <w:t>- Статья 85 – Полномочия уполномоченного органа по предпринимательству.</w:t>
-      </w:r>
-    </w:p>
-    <w:p>
-      <w:r>
-        <w:t>- Статья 129 – Государственный контроль и надзор.</w:t>
-      </w:r>
-    </w:p>
-    <w:p>
-      <w:r>
-        <w:t>- Статья 131 – Государственный контроль и надзор за предпринимательством.</w:t>
-      </w:r>
-    </w:p>
-    <w:p>
-      <w:r>
-        <w:t>- Статья 138 – Сферы контроля и надзора.</w:t>
-      </w:r>
-    </w:p>
-    <w:p>
-      <w:r>
-        <w:t>- Статья 143 – Проверочные листы.</w:t>
-      </w:r>
-    </w:p>
-    <w:p>
-      <w:r>
-        <w:t>- Статья 144 – Профилактический контроль с посещением.</w:t>
-      </w:r>
-    </w:p>
-    <w:p>
-      <w:r>
-        <w:t>- Статья 145 – Основания и порядок проведения профилактического контроля.</w:t>
-      </w:r>
-    </w:p>
-    <w:p>
-      <w:r>
-        <w:t>- Статья 146 – Регистрация актов о назначении контроля.</w:t>
-      </w:r>
-    </w:p>
-    <w:p>
-      <w:r>
-        <w:t>- Статья 147 – Права и обязанности должностных лиц при проведении контроля.</w:t>
-      </w:r>
-    </w:p>
-    <w:p>
-      <w:r>
-        <w:t>- Статья 148 – Сроки проведения контроля.</w:t>
-      </w:r>
-    </w:p>
-    <w:p>
-      <w:r>
-        <w:t>- Статья 151 – Права и обязанности субъектов контроля.</w:t>
-      </w:r>
-    </w:p>
-    <w:p>
-      <w:r>
-        <w:t>- Статья 152 – Оформление результатов контроля.</w:t>
-      </w:r>
-    </w:p>
-    <w:p>
-      <w:r>
-        <w:t>- Статья 153 – Меры оперативного реагирования.</w:t>
-      </w:r>
-    </w:p>
-    <w:p>
-      <w:r>
-        <w:t>- Статья 154 – Права должностных лиц при проведении контроля.</w:t>
-      </w:r>
-    </w:p>
-    <w:p>
-      <w:r>
-        <w:t>- Статья 155 – Права и обязанности субъектов контроля.</w:t>
-      </w:r>
-    </w:p>
-    <w:p>
-      <w:r>
-        <w:t>- Статья 156 – Недействительность контроля при грубых нарушениях.</w:t>
-      </w:r>
-    </w:p>
-    <w:p>
-      <w:r>
-        <w:t>- Статья 157 – Порядок обжалования решений и действий органов контроля.</w:t>
-      </w:r>
-    </w:p>
-    <w:p>
-      <w:r>
-        <w:t>_____________________________________________________________________________________</w:t>
-      </w:r>
-    </w:p>
-    <w:p>
-      <w:r>
-        <w:t>ОТЧЁТ ПО ПРИМЕНЕНИЮ ПРАВА</w:t>
-      </w:r>
-    </w:p>
-    <w:p>
-      <w:r>
-        <w:t>В соответствии с положениями Гражданского кодекса Республики Казахстан, договор оказания услуг № 01/02-24 от 01 февраля 2024 года является юридическим основанием для возникновения обязательств между Истцом и Ответчиком. Истец исполнил свои обязательства по оказанию услуг в полном объеме, что подтверждается актами выполненных работ, счетами на оплату и перепиской сторон.</w:t>
-      </w:r>
-    </w:p>
-    <w:p>
-      <w:r>
-        <w:t>Ответчик нарушил обязательство по оплате оказанных услуг в установленный срок, что влечет ответственность в виде взыскания задолженности и неустойки, предусмотренной статьями 401, 402 и 406 Гражданского кодекса Республики Казахстан.</w:t>
-      </w:r>
-    </w:p>
-    <w:p>
-      <w:r>
-        <w:t>Кроме того, в соответствии со статьей 408 Гражданского кодекса Республики Казахстан, Истец вправе требовать возмещения судебных расходов, связанных с рассмотрением настоящего дела.</w:t>
-      </w:r>
-    </w:p>
-    <w:p>
-      <w:r>
-        <w:t>Предпринимательский кодекс Республики Казахстан регулирует деятельность субъектов предпринимательства и порядок разрешения споров между ними, а также устанавливает требования к проведению государственного контроля и надзора, что подтверждает правомерность обращения Истца в суд.</w:t>
-      </w:r>
-    </w:p>
-    <w:p>
-      <w:r>
-        <w:t>Таким образом, требования Истца основаны на действующем законодательстве Республики Казахстан и подтверждены соответствующими доказательствами.</w:t>
-      </w:r>
-    </w:p>
-    <w:p>
-      <w:r>
-        <w:t>_____________________________________________________________________________________</w:t>
-      </w:r>
-    </w:p>
-    <w:p>
-      <w:r>
-        <w:t>ПРОСЬБА</w:t>
-      </w:r>
-    </w:p>
-    <w:p>
-      <w:r>
-        <w:t>На основании изложенного, руководствуясь статьями 401, 402, 406, 408 Гражданского кодекса Республики Казахстан, а также положениями Предпринимательского кодекса Республики Казахстан, прошу:</w:t>
-      </w:r>
-    </w:p>
-    <w:p>
-      <w:r>
-        <w:t>1. Взыскать с ТОО «TECH BUILD SYSTEMS» задолженность за оказанные услуги в размере 3 500 000 тенге.</w:t>
-      </w:r>
-    </w:p>
-    <w:p>
-      <w:r>
-        <w:t>2. Взыскать с ТОО «TECH BUILD SYSTEMS» неустойку за просрочку оплаты.</w:t>
-      </w:r>
-    </w:p>
-    <w:p>
-      <w:r>
-        <w:t>3. Взыскать с ТОО «TECH BUILD SYSTEMS» судебные расходы.</w:t>
-      </w:r>
-    </w:p>
-    <w:p>
-      <w:r>
-        <w:t>_____________________________________________________________________________________</w:t>
-      </w:r>
-    </w:p>
-    <w:p>
-      <w:r>
-        <w:t>ПРИЛОЖЕНИЯ:</w:t>
-      </w:r>
-    </w:p>
-    <w:p>
-      <w:r>
-        <w:t>1. Копия договора оказания услуг № 01/02-24 от 01.02.2024.</w:t>
-      </w:r>
-    </w:p>
-    <w:p>
-      <w:r>
-        <w:t>2. Акты выполненных работ за февраль и март 2024 года.</w:t>
-      </w:r>
-    </w:p>
-    <w:p>
-      <w:r>
-        <w:t>3. Счета на оплату.</w:t>
-      </w:r>
-    </w:p>
-    <w:p>
-      <w:r>
-        <w:t>4. Переписка сторон (электронная почта, WhatsApp).</w:t>
-      </w:r>
-    </w:p>
-    <w:p>
-      <w:r>
-        <w:t>5. Претензия от 10.04.2024.</w:t>
-      </w:r>
-    </w:p>
-    <w:p>
-      <w:r>
-        <w:t>6. Доказательства направления претензии.</w:t>
-      </w:r>
-    </w:p>
-    <w:p>
-      <w:r>
-        <w:t>7. Выписка из ЕГРЮЛ по Ответчику.</w:t>
-      </w:r>
-    </w:p>
-    <w:p>
-      <w:r>
-        <w:t>_____________________________________________________________________________________</w:t>
-      </w:r>
-    </w:p>
-    <w:p>
-      <w:r>
-        <w:t>Дата: _____________</w:t>
-      </w:r>
-    </w:p>
-    <w:p>
-      <w:r>
-        <w:t>Подпись: _____________</w:t>
-      </w:r>
-    </w:p>
-    <w:p>
-      <w:r>
-        <w:t>(Представитель ТОО «ALMA SERVICE GROUP»)</w:t>
-      </w:r>
-    </w:p>
-    <w:p>
-      <w:r>
-        <w:t>РЕКВИЗИТЫ И ПОДПИСИ СТОРОН</w:t>
-      </w:r>
-    </w:p>
-    <w:p>
-      <w:r>
-        <w:t xml:space="preserve">Истец:  </w:t>
+        <w:t xml:space="preserve">Дата: «___» __________ 2026 года  </w:t>
         <w:br/>
-        <w:t xml:space="preserve">Товарищество с ограниченной ответственностью «ALMA SERVICE GROUP»  </w:t>
-        <w:br/>
-        <w:t xml:space="preserve">Юридический адрес: 050000, г. Алматы, ул. Абая, д. 15, офис 12  </w:t>
-        <w:br/>
-        <w:t xml:space="preserve">БИН: 123456789012  </w:t>
-        <w:br/>
-        <w:t xml:space="preserve">Р/с: KZ12345678901234567890 в АО «Банк ЦентрКредит»  </w:t>
-        <w:br/>
-        <w:t xml:space="preserve">БИК: KCJBKZKX  </w:t>
-        <w:br/>
-        <w:t xml:space="preserve">Телефон: +7 (727) 123-45-67  </w:t>
-        <w:br/>
-        <w:t xml:space="preserve">Электронная почта: info@alma-service.kz  </w:t>
-      </w:r>
-    </w:p>
-    <w:p>
-      <w:r>
-        <w:t xml:space="preserve">_________________________  </w:t>
-        <w:br/>
-        <w:t xml:space="preserve">(подпись, Ф.И.О., должность)  </w:t>
-      </w:r>
-    </w:p>
-    <w:p>
-      <w:r>
-        <w:t xml:space="preserve">Ответчик:  </w:t>
-        <w:br/>
-        <w:t xml:space="preserve">Товарищество с ограниченной ответственностью «TECH BUILD SYSTEMS»  </w:t>
-        <w:br/>
-        <w:t xml:space="preserve">Юридический адрес: 050010, г. Алматы, пр. Достык, д. 100, офис 45  </w:t>
-        <w:br/>
-        <w:t xml:space="preserve">БИН: 987654321098  </w:t>
-        <w:br/>
-        <w:t xml:space="preserve">Р/с: KZ09876543210987654321 в АО «Народный Банк Казахстана»  </w:t>
-        <w:br/>
-        <w:t xml:space="preserve">БИК: HSBKKZKX  </w:t>
-        <w:br/>
-        <w:t xml:space="preserve">Телефон: +7 (727) 765-43-21  </w:t>
-        <w:br/>
-        <w:t xml:space="preserve">Электронная почта: contact@techbuild.kz  </w:t>
-      </w:r>
-    </w:p>
-    <w:p>
-      <w:r>
-        <w:t xml:space="preserve">_________________________  </w:t>
-        <w:br/>
-        <w:t xml:space="preserve">(подпись, Ф.И.О., должность)  </w:t>
-      </w:r>
-    </w:p>
-    <w:p>
-      <w:r>
-        <w:t>Дата: «___» __________ 2024 года</w:t>
-      </w:r>
-    </w:p>
-    <w:p>
-      <w:r>
-        <w:t>_____________________________________________________________________________________</w:t>
-      </w:r>
-    </w:p>
-    <w:p>
-      <w:r>
-        <w:t>ПОДПИСИ СТОРОН</w:t>
-      </w:r>
-    </w:p>
-    <w:p>
-      <w:r>
-        <w:t xml:space="preserve">Истец:  </w:t>
-        <w:br/>
-        <w:t xml:space="preserve">_________________________  </w:t>
-        <w:br/>
-        <w:t xml:space="preserve">(подпись, Ф.И.О., должность)  </w:t>
-      </w:r>
-    </w:p>
-    <w:p>
-      <w:r>
-        <w:t xml:space="preserve">Ответчик:  </w:t>
-        <w:br/>
-        <w:t xml:space="preserve">_________________________  </w:t>
-        <w:br/>
-        <w:t xml:space="preserve">(подпись, Ф.И.О., должность)  </w:t>
-      </w:r>
-    </w:p>
-    <w:p>
-      <w:r>
-        <w:t>Дата подписания заявления: «___» __________ 2024 года</w:t>
-      </w:r>
-    </w:p>
-    <w:p>
-      <w:r>
-        <w:t>_____________________________________________________________________________________</w:t>
-      </w:r>
-    </w:p>
-    <w:p>
-      <w:r>
-        <w:t>УВЕДОМЛЕНИЕ О ПОДАЧЕ ЗАЯВЛЕНИЯ</w:t>
-      </w:r>
-    </w:p>
-    <w:p>
-      <w:r>
-        <w:t>Настоящим уведомляем, что настоящее заявление о взыскании задолженности за оказанные услуги, неустойки и судебных расходов подано в Специализированный межрайонный экономический суд города Алматы для рассмотрения по существу.</w:t>
-      </w:r>
-    </w:p>
-    <w:p>
-      <w:r>
-        <w:t>Дата подачи заявления: «___» __________ 2024 года</w:t>
-      </w:r>
-    </w:p>
-    <w:p>
-      <w:r>
-        <w:t xml:space="preserve">Подпись представителя Истца: _________________________  </w:t>
-        <w:br/>
-        <w:t xml:space="preserve">Ф.И.О., должность: ____________________________________  </w:t>
-      </w:r>
-    </w:p>
-    <w:p>
-      <w:r>
-        <w:t>_____________________________________________________________________________________</w:t>
+        <w:t>Подпись: __________________ / Ахметова Жанар /</w:t>
       </w:r>
     </w:p>
     <w:sectPr>
